--- a/Tables/Final/Table8_diary.docx
+++ b/Tables/Final/Table8_diary.docx
@@ -19,8 +19,8 @@
       <w:tblGrid>
         <w:gridCol w:w="7650"/>
         <w:gridCol w:w="2001"/>
-        <w:gridCol w:w="3639"/>
-        <w:gridCol w:w="2135"/>
+        <w:gridCol w:w="2001"/>
+        <w:gridCol w:w="2001"/>
         <w:gridCol w:w="1090"/>
         <w:gridCol w:w="1585"/>
       </w:tblGrid>
@@ -132,7 +132,7 @@
                 <w:szCs w:val="18"/>
                 <w:color w:val="000000"/>
               </w:rPr>
-              <w:t xml:space="preserve">Dysmenorrhea</w:t>
+              <w:t xml:space="preserve">Control</w:t>
             </w:r>
           </w:p>
         </w:tc>
@@ -185,7 +185,7 @@
                 <w:szCs w:val="18"/>
                 <w:color w:val="000000"/>
               </w:rPr>
-              <w:t xml:space="preserve">Dysmenorrhea plus Bladder Pain</w:t>
+              <w:t xml:space="preserve">Dysmenorrhea</w:t>
             </w:r>
           </w:p>
         </w:tc>
@@ -238,7 +238,7 @@
                 <w:szCs w:val="18"/>
                 <w:color w:val="000000"/>
               </w:rPr>
-              <w:t xml:space="preserve">Pain Free Control</w:t>
+              <w:t xml:space="preserve">DYSB</w:t>
             </w:r>
           </w:p>
         </w:tc>
@@ -456,7 +456,7 @@
                 <w:szCs w:val="18"/>
                 <w:color w:val="000000"/>
               </w:rPr>
-              <w:t xml:space="preserve">265</w:t>
+              <w:t xml:space="preserve">63</w:t>
             </w:r>
           </w:p>
         </w:tc>
@@ -509,7 +509,7 @@
                 <w:szCs w:val="18"/>
                 <w:color w:val="000000"/>
               </w:rPr>
-              <w:t xml:space="preserve">128</w:t>
+              <w:t xml:space="preserve">266</w:t>
             </w:r>
           </w:p>
         </w:tc>
@@ -562,7 +562,7 @@
                 <w:szCs w:val="18"/>
                 <w:color w:val="000000"/>
               </w:rPr>
-              <w:t xml:space="preserve">63</w:t>
+              <w:t xml:space="preserve">129</w:t>
             </w:r>
           </w:p>
         </w:tc>
@@ -780,6 +780,59 @@
                 <w:szCs w:val="18"/>
                 <w:color w:val="000000"/>
               </w:rPr>
+              <w:t xml:space="preserve">2.00 [1.00, 3.00]</w:t>
+            </w:r>
+          </w:p>
+        </w:tc>
+        <w:tc>
+          <w:tcPr>
+            <w:tcBorders>
+              <w:bottom w:val="none" w:sz="0" w:space="0" w:color="000000"/>
+              <w:top w:val="none" w:sz="0" w:space="0" w:color="000000"/>
+              <w:left w:val="none" w:sz="0" w:space="0" w:color="000000"/>
+              <w:right w:val="none" w:sz="0" w:space="0" w:color="000000"/>
+            </w:tcBorders>
+            <w:shd w:val="clear" w:color="auto" w:fill="FFFFFF"/>
+            <w:tcMar>
+              <w:top w:w="0" w:type="dxa"/>
+              <w:bottom w:w="0" w:type="dxa"/>
+              <w:left w:w="0" w:type="dxa"/>
+              <w:right w:w="0" w:type="dxa"/>
+            </w:tcMar>
+            <w:vAlign w:val="center"/>
+          </w:tcPr>
+          <w:p>
+            <w:pPr>
+              <w:pStyle w:val="Normal"/>
+              <w:jc w:val="left"/>
+              <w:pBdr>
+                <w:bottom w:val="none" w:sz="0" w:space="0" w:color="000000"/>
+                <w:top w:val="none" w:sz="0" w:space="0" w:color="000000"/>
+                <w:left w:val="none" w:sz="0" w:space="0" w:color="000000"/>
+                <w:right w:val="none" w:sz="0" w:space="0" w:color="000000"/>
+              </w:pBdr>
+              <w:spacing w:after="100" w:before="100" w:line="240"/>
+              <w:ind w:left="100" w:right="100" w:firstLine="0" w:firstLineChars="0"/>
+              <w:rPr>
+                <w:rFonts w:ascii="Arial" w:hAnsi="Arial" w:eastAsia="Arial" w:cs="Arial"/>
+                <w:i w:val="false"/>
+                <w:b w:val="false"/>
+                <w:u w:val="none"/>
+                <w:sz w:val="18"/>
+                <w:szCs w:val="18"/>
+                <w:color w:val="000000"/>
+              </w:rPr>
+            </w:pPr>
+            <w:r>
+              <w:rPr>
+                <w:rFonts w:ascii="Arial" w:hAnsi="Arial" w:eastAsia="Arial" w:cs="Arial"/>
+                <w:i w:val="false"/>
+                <w:b w:val="false"/>
+                <w:u w:val="none"/>
+                <w:sz w:val="18"/>
+                <w:szCs w:val="18"/>
+                <w:color w:val="000000"/>
+              </w:rPr>
               <w:t xml:space="preserve">3.00 [2.00, 3.00]</w:t>
             </w:r>
           </w:p>
@@ -886,59 +939,6 @@
                 <w:szCs w:val="18"/>
                 <w:color w:val="000000"/>
               </w:rPr>
-              <w:t xml:space="preserve">2.00 [1.00, 3.00]</w:t>
-            </w:r>
-          </w:p>
-        </w:tc>
-        <w:tc>
-          <w:tcPr>
-            <w:tcBorders>
-              <w:bottom w:val="none" w:sz="0" w:space="0" w:color="000000"/>
-              <w:top w:val="none" w:sz="0" w:space="0" w:color="000000"/>
-              <w:left w:val="none" w:sz="0" w:space="0" w:color="000000"/>
-              <w:right w:val="none" w:sz="0" w:space="0" w:color="000000"/>
-            </w:tcBorders>
-            <w:shd w:val="clear" w:color="auto" w:fill="FFFFFF"/>
-            <w:tcMar>
-              <w:top w:w="0" w:type="dxa"/>
-              <w:bottom w:w="0" w:type="dxa"/>
-              <w:left w:w="0" w:type="dxa"/>
-              <w:right w:w="0" w:type="dxa"/>
-            </w:tcMar>
-            <w:vAlign w:val="center"/>
-          </w:tcPr>
-          <w:p>
-            <w:pPr>
-              <w:pStyle w:val="Normal"/>
-              <w:jc w:val="left"/>
-              <w:pBdr>
-                <w:bottom w:val="none" w:sz="0" w:space="0" w:color="000000"/>
-                <w:top w:val="none" w:sz="0" w:space="0" w:color="000000"/>
-                <w:left w:val="none" w:sz="0" w:space="0" w:color="000000"/>
-                <w:right w:val="none" w:sz="0" w:space="0" w:color="000000"/>
-              </w:pBdr>
-              <w:spacing w:after="100" w:before="100" w:line="240"/>
-              <w:ind w:left="100" w:right="100" w:firstLine="0" w:firstLineChars="0"/>
-              <w:rPr>
-                <w:rFonts w:ascii="Arial" w:hAnsi="Arial" w:eastAsia="Arial" w:cs="Arial"/>
-                <w:i w:val="false"/>
-                <w:b w:val="false"/>
-                <w:u w:val="none"/>
-                <w:sz w:val="18"/>
-                <w:szCs w:val="18"/>
-                <w:color w:val="000000"/>
-              </w:rPr>
-            </w:pPr>
-            <w:r>
-              <w:rPr>
-                <w:rFonts w:ascii="Arial" w:hAnsi="Arial" w:eastAsia="Arial" w:cs="Arial"/>
-                <w:i w:val="false"/>
-                <w:b w:val="false"/>
-                <w:u w:val="none"/>
-                <w:sz w:val="18"/>
-                <w:szCs w:val="18"/>
-                <w:color w:val="000000"/>
-              </w:rPr>
               <w:t xml:space="preserve">0.003</w:t>
             </w:r>
           </w:p>
@@ -992,7 +992,7 @@
                 <w:szCs w:val="18"/>
                 <w:color w:val="000000"/>
               </w:rPr>
-              <w:t xml:space="preserve">0.500</w:t>
+              <w:t xml:space="preserve">0.450</w:t>
             </w:r>
           </w:p>
         </w:tc>
@@ -1104,6 +1104,59 @@
                 <w:szCs w:val="18"/>
                 <w:color w:val="000000"/>
               </w:rPr>
+              <w:t xml:space="preserve">0.00 [0.00, 1.00]</w:t>
+            </w:r>
+          </w:p>
+        </w:tc>
+        <w:tc>
+          <w:tcPr>
+            <w:tcBorders>
+              <w:bottom w:val="none" w:sz="0" w:space="0" w:color="000000"/>
+              <w:top w:val="none" w:sz="0" w:space="0" w:color="000000"/>
+              <w:left w:val="none" w:sz="0" w:space="0" w:color="000000"/>
+              <w:right w:val="none" w:sz="0" w:space="0" w:color="000000"/>
+            </w:tcBorders>
+            <w:shd w:val="clear" w:color="auto" w:fill="FFFFFF"/>
+            <w:tcMar>
+              <w:top w:w="0" w:type="dxa"/>
+              <w:bottom w:w="0" w:type="dxa"/>
+              <w:left w:w="0" w:type="dxa"/>
+              <w:right w:w="0" w:type="dxa"/>
+            </w:tcMar>
+            <w:vAlign w:val="center"/>
+          </w:tcPr>
+          <w:p>
+            <w:pPr>
+              <w:pStyle w:val="Normal"/>
+              <w:jc w:val="left"/>
+              <w:pBdr>
+                <w:bottom w:val="none" w:sz="0" w:space="0" w:color="000000"/>
+                <w:top w:val="none" w:sz="0" w:space="0" w:color="000000"/>
+                <w:left w:val="none" w:sz="0" w:space="0" w:color="000000"/>
+                <w:right w:val="none" w:sz="0" w:space="0" w:color="000000"/>
+              </w:pBdr>
+              <w:spacing w:after="100" w:before="100" w:line="240"/>
+              <w:ind w:left="100" w:right="100" w:firstLine="0" w:firstLineChars="0"/>
+              <w:rPr>
+                <w:rFonts w:ascii="Arial" w:hAnsi="Arial" w:eastAsia="Arial" w:cs="Arial"/>
+                <w:i w:val="false"/>
+                <w:b w:val="false"/>
+                <w:u w:val="none"/>
+                <w:sz w:val="18"/>
+                <w:szCs w:val="18"/>
+                <w:color w:val="000000"/>
+              </w:rPr>
+            </w:pPr>
+            <w:r>
+              <w:rPr>
+                <w:rFonts w:ascii="Arial" w:hAnsi="Arial" w:eastAsia="Arial" w:cs="Arial"/>
+                <w:i w:val="false"/>
+                <w:b w:val="false"/>
+                <w:u w:val="none"/>
+                <w:sz w:val="18"/>
+                <w:szCs w:val="18"/>
+                <w:color w:val="000000"/>
+              </w:rPr>
               <w:t xml:space="preserve">3.00 [1.00, 4.00]</w:t>
             </w:r>
           </w:p>
@@ -1210,59 +1263,6 @@
                 <w:szCs w:val="18"/>
                 <w:color w:val="000000"/>
               </w:rPr>
-              <w:t xml:space="preserve">0.00 [0.00, 1.00]</w:t>
-            </w:r>
-          </w:p>
-        </w:tc>
-        <w:tc>
-          <w:tcPr>
-            <w:tcBorders>
-              <w:bottom w:val="none" w:sz="0" w:space="0" w:color="000000"/>
-              <w:top w:val="none" w:sz="0" w:space="0" w:color="000000"/>
-              <w:left w:val="none" w:sz="0" w:space="0" w:color="000000"/>
-              <w:right w:val="none" w:sz="0" w:space="0" w:color="000000"/>
-            </w:tcBorders>
-            <w:shd w:val="clear" w:color="auto" w:fill="FFFFFF"/>
-            <w:tcMar>
-              <w:top w:w="0" w:type="dxa"/>
-              <w:bottom w:w="0" w:type="dxa"/>
-              <w:left w:w="0" w:type="dxa"/>
-              <w:right w:w="0" w:type="dxa"/>
-            </w:tcMar>
-            <w:vAlign w:val="center"/>
-          </w:tcPr>
-          <w:p>
-            <w:pPr>
-              <w:pStyle w:val="Normal"/>
-              <w:jc w:val="left"/>
-              <w:pBdr>
-                <w:bottom w:val="none" w:sz="0" w:space="0" w:color="000000"/>
-                <w:top w:val="none" w:sz="0" w:space="0" w:color="000000"/>
-                <w:left w:val="none" w:sz="0" w:space="0" w:color="000000"/>
-                <w:right w:val="none" w:sz="0" w:space="0" w:color="000000"/>
-              </w:pBdr>
-              <w:spacing w:after="100" w:before="100" w:line="240"/>
-              <w:ind w:left="100" w:right="100" w:firstLine="0" w:firstLineChars="0"/>
-              <w:rPr>
-                <w:rFonts w:ascii="Arial" w:hAnsi="Arial" w:eastAsia="Arial" w:cs="Arial"/>
-                <w:i w:val="false"/>
-                <w:b w:val="false"/>
-                <w:u w:val="none"/>
-                <w:sz w:val="18"/>
-                <w:szCs w:val="18"/>
-                <w:color w:val="000000"/>
-              </w:rPr>
-            </w:pPr>
-            <w:r>
-              <w:rPr>
-                <w:rFonts w:ascii="Arial" w:hAnsi="Arial" w:eastAsia="Arial" w:cs="Arial"/>
-                <w:i w:val="false"/>
-                <w:b w:val="false"/>
-                <w:u w:val="none"/>
-                <w:sz w:val="18"/>
-                <w:szCs w:val="18"/>
-                <w:color w:val="000000"/>
-              </w:rPr>
               <w:t xml:space="preserve">&lt;0.001</w:t>
             </w:r>
           </w:p>
@@ -1316,7 +1316,7 @@
                 <w:szCs w:val="18"/>
                 <w:color w:val="000000"/>
               </w:rPr>
-              <w:t xml:space="preserve">0.018</w:t>
+              <w:t xml:space="preserve">0.014</w:t>
             </w:r>
           </w:p>
         </w:tc>
@@ -1428,6 +1428,59 @@
                 <w:szCs w:val="18"/>
                 <w:color w:val="000000"/>
               </w:rPr>
+              <w:t xml:space="preserve">0.00 [0.00, 0.00]</w:t>
+            </w:r>
+          </w:p>
+        </w:tc>
+        <w:tc>
+          <w:tcPr>
+            <w:tcBorders>
+              <w:bottom w:val="none" w:sz="0" w:space="0" w:color="000000"/>
+              <w:top w:val="none" w:sz="0" w:space="0" w:color="000000"/>
+              <w:left w:val="none" w:sz="0" w:space="0" w:color="000000"/>
+              <w:right w:val="none" w:sz="0" w:space="0" w:color="000000"/>
+            </w:tcBorders>
+            <w:shd w:val="clear" w:color="auto" w:fill="FFFFFF"/>
+            <w:tcMar>
+              <w:top w:w="0" w:type="dxa"/>
+              <w:bottom w:w="0" w:type="dxa"/>
+              <w:left w:w="0" w:type="dxa"/>
+              <w:right w:w="0" w:type="dxa"/>
+            </w:tcMar>
+            <w:vAlign w:val="center"/>
+          </w:tcPr>
+          <w:p>
+            <w:pPr>
+              <w:pStyle w:val="Normal"/>
+              <w:jc w:val="left"/>
+              <w:pBdr>
+                <w:bottom w:val="none" w:sz="0" w:space="0" w:color="000000"/>
+                <w:top w:val="none" w:sz="0" w:space="0" w:color="000000"/>
+                <w:left w:val="none" w:sz="0" w:space="0" w:color="000000"/>
+                <w:right w:val="none" w:sz="0" w:space="0" w:color="000000"/>
+              </w:pBdr>
+              <w:spacing w:after="100" w:before="100" w:line="240"/>
+              <w:ind w:left="100" w:right="100" w:firstLine="0" w:firstLineChars="0"/>
+              <w:rPr>
+                <w:rFonts w:ascii="Arial" w:hAnsi="Arial" w:eastAsia="Arial" w:cs="Arial"/>
+                <w:i w:val="false"/>
+                <w:b w:val="false"/>
+                <w:u w:val="none"/>
+                <w:sz w:val="18"/>
+                <w:szCs w:val="18"/>
+                <w:color w:val="000000"/>
+              </w:rPr>
+            </w:pPr>
+            <w:r>
+              <w:rPr>
+                <w:rFonts w:ascii="Arial" w:hAnsi="Arial" w:eastAsia="Arial" w:cs="Arial"/>
+                <w:i w:val="false"/>
+                <w:b w:val="false"/>
+                <w:u w:val="none"/>
+                <w:sz w:val="18"/>
+                <w:szCs w:val="18"/>
+                <w:color w:val="000000"/>
+              </w:rPr>
               <w:t xml:space="preserve">2.00 [1.00, 3.00]</w:t>
             </w:r>
           </w:p>
@@ -1534,59 +1587,6 @@
                 <w:szCs w:val="18"/>
                 <w:color w:val="000000"/>
               </w:rPr>
-              <w:t xml:space="preserve">0.00 [0.00, 0.00]</w:t>
-            </w:r>
-          </w:p>
-        </w:tc>
-        <w:tc>
-          <w:tcPr>
-            <w:tcBorders>
-              <w:bottom w:val="none" w:sz="0" w:space="0" w:color="000000"/>
-              <w:top w:val="none" w:sz="0" w:space="0" w:color="000000"/>
-              <w:left w:val="none" w:sz="0" w:space="0" w:color="000000"/>
-              <w:right w:val="none" w:sz="0" w:space="0" w:color="000000"/>
-            </w:tcBorders>
-            <w:shd w:val="clear" w:color="auto" w:fill="FFFFFF"/>
-            <w:tcMar>
-              <w:top w:w="0" w:type="dxa"/>
-              <w:bottom w:w="0" w:type="dxa"/>
-              <w:left w:w="0" w:type="dxa"/>
-              <w:right w:w="0" w:type="dxa"/>
-            </w:tcMar>
-            <w:vAlign w:val="center"/>
-          </w:tcPr>
-          <w:p>
-            <w:pPr>
-              <w:pStyle w:val="Normal"/>
-              <w:jc w:val="left"/>
-              <w:pBdr>
-                <w:bottom w:val="none" w:sz="0" w:space="0" w:color="000000"/>
-                <w:top w:val="none" w:sz="0" w:space="0" w:color="000000"/>
-                <w:left w:val="none" w:sz="0" w:space="0" w:color="000000"/>
-                <w:right w:val="none" w:sz="0" w:space="0" w:color="000000"/>
-              </w:pBdr>
-              <w:spacing w:after="100" w:before="100" w:line="240"/>
-              <w:ind w:left="100" w:right="100" w:firstLine="0" w:firstLineChars="0"/>
-              <w:rPr>
-                <w:rFonts w:ascii="Arial" w:hAnsi="Arial" w:eastAsia="Arial" w:cs="Arial"/>
-                <w:i w:val="false"/>
-                <w:b w:val="false"/>
-                <w:u w:val="none"/>
-                <w:sz w:val="18"/>
-                <w:szCs w:val="18"/>
-                <w:color w:val="000000"/>
-              </w:rPr>
-            </w:pPr>
-            <w:r>
-              <w:rPr>
-                <w:rFonts w:ascii="Arial" w:hAnsi="Arial" w:eastAsia="Arial" w:cs="Arial"/>
-                <w:i w:val="false"/>
-                <w:b w:val="false"/>
-                <w:u w:val="none"/>
-                <w:sz w:val="18"/>
-                <w:szCs w:val="18"/>
-                <w:color w:val="000000"/>
-              </w:rPr>
               <w:t xml:space="preserve">&lt;0.001</w:t>
             </w:r>
           </w:p>
@@ -1640,7 +1640,7 @@
                 <w:szCs w:val="18"/>
                 <w:color w:val="000000"/>
               </w:rPr>
-              <w:t xml:space="preserve">0.019</w:t>
+              <w:t xml:space="preserve">0.013</w:t>
             </w:r>
           </w:p>
         </w:tc>
@@ -1752,7 +1752,60 @@
                 <w:szCs w:val="18"/>
                 <w:color w:val="000000"/>
               </w:rPr>
-              <w:t xml:space="preserve">3.20 [2.40, 4.40]</w:t>
+              <w:t xml:space="preserve">0.20 [0.00, 0.60]</w:t>
+            </w:r>
+          </w:p>
+        </w:tc>
+        <w:tc>
+          <w:tcPr>
+            <w:tcBorders>
+              <w:bottom w:val="none" w:sz="0" w:space="0" w:color="000000"/>
+              <w:top w:val="none" w:sz="0" w:space="0" w:color="000000"/>
+              <w:left w:val="none" w:sz="0" w:space="0" w:color="000000"/>
+              <w:right w:val="none" w:sz="0" w:space="0" w:color="000000"/>
+            </w:tcBorders>
+            <w:shd w:val="clear" w:color="auto" w:fill="FFFFFF"/>
+            <w:tcMar>
+              <w:top w:w="0" w:type="dxa"/>
+              <w:bottom w:w="0" w:type="dxa"/>
+              <w:left w:w="0" w:type="dxa"/>
+              <w:right w:w="0" w:type="dxa"/>
+            </w:tcMar>
+            <w:vAlign w:val="center"/>
+          </w:tcPr>
+          <w:p>
+            <w:pPr>
+              <w:pStyle w:val="Normal"/>
+              <w:jc w:val="left"/>
+              <w:pBdr>
+                <w:bottom w:val="none" w:sz="0" w:space="0" w:color="000000"/>
+                <w:top w:val="none" w:sz="0" w:space="0" w:color="000000"/>
+                <w:left w:val="none" w:sz="0" w:space="0" w:color="000000"/>
+                <w:right w:val="none" w:sz="0" w:space="0" w:color="000000"/>
+              </w:pBdr>
+              <w:spacing w:after="100" w:before="100" w:line="240"/>
+              <w:ind w:left="100" w:right="100" w:firstLine="0" w:firstLineChars="0"/>
+              <w:rPr>
+                <w:rFonts w:ascii="Arial" w:hAnsi="Arial" w:eastAsia="Arial" w:cs="Arial"/>
+                <w:i w:val="false"/>
+                <w:b w:val="false"/>
+                <w:u w:val="none"/>
+                <w:sz w:val="18"/>
+                <w:szCs w:val="18"/>
+                <w:color w:val="000000"/>
+              </w:rPr>
+            </w:pPr>
+            <w:r>
+              <w:rPr>
+                <w:rFonts w:ascii="Arial" w:hAnsi="Arial" w:eastAsia="Arial" w:cs="Arial"/>
+                <w:i w:val="false"/>
+                <w:b w:val="false"/>
+                <w:u w:val="none"/>
+                <w:sz w:val="18"/>
+                <w:szCs w:val="18"/>
+                <w:color w:val="000000"/>
+              </w:rPr>
+              <w:t xml:space="preserve">3.20 [2.40, 4.35]</w:t>
             </w:r>
           </w:p>
         </w:tc>
@@ -1858,59 +1911,6 @@
                 <w:szCs w:val="18"/>
                 <w:color w:val="000000"/>
               </w:rPr>
-              <w:t xml:space="preserve">0.20 [0.00, 0.60]</w:t>
-            </w:r>
-          </w:p>
-        </w:tc>
-        <w:tc>
-          <w:tcPr>
-            <w:tcBorders>
-              <w:bottom w:val="none" w:sz="0" w:space="0" w:color="000000"/>
-              <w:top w:val="none" w:sz="0" w:space="0" w:color="000000"/>
-              <w:left w:val="none" w:sz="0" w:space="0" w:color="000000"/>
-              <w:right w:val="none" w:sz="0" w:space="0" w:color="000000"/>
-            </w:tcBorders>
-            <w:shd w:val="clear" w:color="auto" w:fill="FFFFFF"/>
-            <w:tcMar>
-              <w:top w:w="0" w:type="dxa"/>
-              <w:bottom w:w="0" w:type="dxa"/>
-              <w:left w:w="0" w:type="dxa"/>
-              <w:right w:w="0" w:type="dxa"/>
-            </w:tcMar>
-            <w:vAlign w:val="center"/>
-          </w:tcPr>
-          <w:p>
-            <w:pPr>
-              <w:pStyle w:val="Normal"/>
-              <w:jc w:val="left"/>
-              <w:pBdr>
-                <w:bottom w:val="none" w:sz="0" w:space="0" w:color="000000"/>
-                <w:top w:val="none" w:sz="0" w:space="0" w:color="000000"/>
-                <w:left w:val="none" w:sz="0" w:space="0" w:color="000000"/>
-                <w:right w:val="none" w:sz="0" w:space="0" w:color="000000"/>
-              </w:pBdr>
-              <w:spacing w:after="100" w:before="100" w:line="240"/>
-              <w:ind w:left="100" w:right="100" w:firstLine="0" w:firstLineChars="0"/>
-              <w:rPr>
-                <w:rFonts w:ascii="Arial" w:hAnsi="Arial" w:eastAsia="Arial" w:cs="Arial"/>
-                <w:i w:val="false"/>
-                <w:b w:val="false"/>
-                <w:u w:val="none"/>
-                <w:sz w:val="18"/>
-                <w:szCs w:val="18"/>
-                <w:color w:val="000000"/>
-              </w:rPr>
-            </w:pPr>
-            <w:r>
-              <w:rPr>
-                <w:rFonts w:ascii="Arial" w:hAnsi="Arial" w:eastAsia="Arial" w:cs="Arial"/>
-                <w:i w:val="false"/>
-                <w:b w:val="false"/>
-                <w:u w:val="none"/>
-                <w:sz w:val="18"/>
-                <w:szCs w:val="18"/>
-                <w:color w:val="000000"/>
-              </w:rPr>
               <w:t xml:space="preserve">&lt;0.001</w:t>
             </w:r>
           </w:p>
@@ -1964,7 +1964,7 @@
                 <w:szCs w:val="18"/>
                 <w:color w:val="000000"/>
               </w:rPr>
-              <w:t xml:space="preserve">0.002</w:t>
+              <w:t xml:space="preserve">0.001</w:t>
             </w:r>
           </w:p>
         </w:tc>
@@ -2076,6 +2076,59 @@
                 <w:szCs w:val="18"/>
                 <w:color w:val="000000"/>
               </w:rPr>
+              <w:t xml:space="preserve">1.00 [0.00, 2.00]</w:t>
+            </w:r>
+          </w:p>
+        </w:tc>
+        <w:tc>
+          <w:tcPr>
+            <w:tcBorders>
+              <w:bottom w:val="none" w:sz="0" w:space="0" w:color="000000"/>
+              <w:top w:val="none" w:sz="0" w:space="0" w:color="000000"/>
+              <w:left w:val="none" w:sz="0" w:space="0" w:color="000000"/>
+              <w:right w:val="none" w:sz="0" w:space="0" w:color="000000"/>
+            </w:tcBorders>
+            <w:shd w:val="clear" w:color="auto" w:fill="FFFFFF"/>
+            <w:tcMar>
+              <w:top w:w="0" w:type="dxa"/>
+              <w:bottom w:w="0" w:type="dxa"/>
+              <w:left w:w="0" w:type="dxa"/>
+              <w:right w:w="0" w:type="dxa"/>
+            </w:tcMar>
+            <w:vAlign w:val="center"/>
+          </w:tcPr>
+          <w:p>
+            <w:pPr>
+              <w:pStyle w:val="Normal"/>
+              <w:jc w:val="left"/>
+              <w:pBdr>
+                <w:bottom w:val="none" w:sz="0" w:space="0" w:color="000000"/>
+                <w:top w:val="none" w:sz="0" w:space="0" w:color="000000"/>
+                <w:left w:val="none" w:sz="0" w:space="0" w:color="000000"/>
+                <w:right w:val="none" w:sz="0" w:space="0" w:color="000000"/>
+              </w:pBdr>
+              <w:spacing w:after="100" w:before="100" w:line="240"/>
+              <w:ind w:left="100" w:right="100" w:firstLine="0" w:firstLineChars="0"/>
+              <w:rPr>
+                <w:rFonts w:ascii="Arial" w:hAnsi="Arial" w:eastAsia="Arial" w:cs="Arial"/>
+                <w:i w:val="false"/>
+                <w:b w:val="false"/>
+                <w:u w:val="none"/>
+                <w:sz w:val="18"/>
+                <w:szCs w:val="18"/>
+                <w:color w:val="000000"/>
+              </w:rPr>
+            </w:pPr>
+            <w:r>
+              <w:rPr>
+                <w:rFonts w:ascii="Arial" w:hAnsi="Arial" w:eastAsia="Arial" w:cs="Arial"/>
+                <w:i w:val="false"/>
+                <w:b w:val="false"/>
+                <w:u w:val="none"/>
+                <w:sz w:val="18"/>
+                <w:szCs w:val="18"/>
+                <w:color w:val="000000"/>
+              </w:rPr>
               <w:t xml:space="preserve">7.00 [6.00, 8.00]</w:t>
             </w:r>
           </w:p>
@@ -2182,59 +2235,6 @@
                 <w:szCs w:val="18"/>
                 <w:color w:val="000000"/>
               </w:rPr>
-              <w:t xml:space="preserve">1.00 [0.00, 2.00]</w:t>
-            </w:r>
-          </w:p>
-        </w:tc>
-        <w:tc>
-          <w:tcPr>
-            <w:tcBorders>
-              <w:bottom w:val="none" w:sz="0" w:space="0" w:color="000000"/>
-              <w:top w:val="none" w:sz="0" w:space="0" w:color="000000"/>
-              <w:left w:val="none" w:sz="0" w:space="0" w:color="000000"/>
-              <w:right w:val="none" w:sz="0" w:space="0" w:color="000000"/>
-            </w:tcBorders>
-            <w:shd w:val="clear" w:color="auto" w:fill="FFFFFF"/>
-            <w:tcMar>
-              <w:top w:w="0" w:type="dxa"/>
-              <w:bottom w:w="0" w:type="dxa"/>
-              <w:left w:w="0" w:type="dxa"/>
-              <w:right w:w="0" w:type="dxa"/>
-            </w:tcMar>
-            <w:vAlign w:val="center"/>
-          </w:tcPr>
-          <w:p>
-            <w:pPr>
-              <w:pStyle w:val="Normal"/>
-              <w:jc w:val="left"/>
-              <w:pBdr>
-                <w:bottom w:val="none" w:sz="0" w:space="0" w:color="000000"/>
-                <w:top w:val="none" w:sz="0" w:space="0" w:color="000000"/>
-                <w:left w:val="none" w:sz="0" w:space="0" w:color="000000"/>
-                <w:right w:val="none" w:sz="0" w:space="0" w:color="000000"/>
-              </w:pBdr>
-              <w:spacing w:after="100" w:before="100" w:line="240"/>
-              <w:ind w:left="100" w:right="100" w:firstLine="0" w:firstLineChars="0"/>
-              <w:rPr>
-                <w:rFonts w:ascii="Arial" w:hAnsi="Arial" w:eastAsia="Arial" w:cs="Arial"/>
-                <w:i w:val="false"/>
-                <w:b w:val="false"/>
-                <w:u w:val="none"/>
-                <w:sz w:val="18"/>
-                <w:szCs w:val="18"/>
-                <w:color w:val="000000"/>
-              </w:rPr>
-            </w:pPr>
-            <w:r>
-              <w:rPr>
-                <w:rFonts w:ascii="Arial" w:hAnsi="Arial" w:eastAsia="Arial" w:cs="Arial"/>
-                <w:i w:val="false"/>
-                <w:b w:val="false"/>
-                <w:u w:val="none"/>
-                <w:sz w:val="18"/>
-                <w:szCs w:val="18"/>
-                <w:color w:val="000000"/>
-              </w:rPr>
               <w:t xml:space="preserve">&lt;0.001</w:t>
             </w:r>
           </w:p>
@@ -2288,7 +2288,7 @@
                 <w:szCs w:val="18"/>
                 <w:color w:val="000000"/>
               </w:rPr>
-              <w:t xml:space="preserve">0.013</w:t>
+              <w:t xml:space="preserve">0.009</w:t>
             </w:r>
           </w:p>
         </w:tc>
@@ -2400,6 +2400,59 @@
                 <w:szCs w:val="18"/>
                 <w:color w:val="000000"/>
               </w:rPr>
+              <w:t xml:space="preserve">1.00 [0.00, 1.00]</w:t>
+            </w:r>
+          </w:p>
+        </w:tc>
+        <w:tc>
+          <w:tcPr>
+            <w:tcBorders>
+              <w:bottom w:val="none" w:sz="0" w:space="0" w:color="000000"/>
+              <w:top w:val="none" w:sz="0" w:space="0" w:color="000000"/>
+              <w:left w:val="none" w:sz="0" w:space="0" w:color="000000"/>
+              <w:right w:val="none" w:sz="0" w:space="0" w:color="000000"/>
+            </w:tcBorders>
+            <w:shd w:val="clear" w:color="auto" w:fill="FFFFFF"/>
+            <w:tcMar>
+              <w:top w:w="0" w:type="dxa"/>
+              <w:bottom w:w="0" w:type="dxa"/>
+              <w:left w:w="0" w:type="dxa"/>
+              <w:right w:w="0" w:type="dxa"/>
+            </w:tcMar>
+            <w:vAlign w:val="center"/>
+          </w:tcPr>
+          <w:p>
+            <w:pPr>
+              <w:pStyle w:val="Normal"/>
+              <w:jc w:val="left"/>
+              <w:pBdr>
+                <w:bottom w:val="none" w:sz="0" w:space="0" w:color="000000"/>
+                <w:top w:val="none" w:sz="0" w:space="0" w:color="000000"/>
+                <w:left w:val="none" w:sz="0" w:space="0" w:color="000000"/>
+                <w:right w:val="none" w:sz="0" w:space="0" w:color="000000"/>
+              </w:pBdr>
+              <w:spacing w:after="100" w:before="100" w:line="240"/>
+              <w:ind w:left="100" w:right="100" w:firstLine="0" w:firstLineChars="0"/>
+              <w:rPr>
+                <w:rFonts w:ascii="Arial" w:hAnsi="Arial" w:eastAsia="Arial" w:cs="Arial"/>
+                <w:i w:val="false"/>
+                <w:b w:val="false"/>
+                <w:u w:val="none"/>
+                <w:sz w:val="18"/>
+                <w:szCs w:val="18"/>
+                <w:color w:val="000000"/>
+              </w:rPr>
+            </w:pPr>
+            <w:r>
+              <w:rPr>
+                <w:rFonts w:ascii="Arial" w:hAnsi="Arial" w:eastAsia="Arial" w:cs="Arial"/>
+                <w:i w:val="false"/>
+                <w:b w:val="false"/>
+                <w:u w:val="none"/>
+                <w:sz w:val="18"/>
+                <w:szCs w:val="18"/>
+                <w:color w:val="000000"/>
+              </w:rPr>
               <w:t xml:space="preserve">3.00 [1.00, 5.00]</w:t>
             </w:r>
           </w:p>
@@ -2454,59 +2507,6 @@
                 <w:color w:val="000000"/>
               </w:rPr>
               <w:t xml:space="preserve">5.00 [3.00, 7.00]</w:t>
-            </w:r>
-          </w:p>
-        </w:tc>
-        <w:tc>
-          <w:tcPr>
-            <w:tcBorders>
-              <w:bottom w:val="none" w:sz="0" w:space="0" w:color="000000"/>
-              <w:top w:val="none" w:sz="0" w:space="0" w:color="000000"/>
-              <w:left w:val="none" w:sz="0" w:space="0" w:color="000000"/>
-              <w:right w:val="none" w:sz="0" w:space="0" w:color="000000"/>
-            </w:tcBorders>
-            <w:shd w:val="clear" w:color="auto" w:fill="FFFFFF"/>
-            <w:tcMar>
-              <w:top w:w="0" w:type="dxa"/>
-              <w:bottom w:w="0" w:type="dxa"/>
-              <w:left w:w="0" w:type="dxa"/>
-              <w:right w:w="0" w:type="dxa"/>
-            </w:tcMar>
-            <w:vAlign w:val="center"/>
-          </w:tcPr>
-          <w:p>
-            <w:pPr>
-              <w:pStyle w:val="Normal"/>
-              <w:jc w:val="left"/>
-              <w:pBdr>
-                <w:bottom w:val="none" w:sz="0" w:space="0" w:color="000000"/>
-                <w:top w:val="none" w:sz="0" w:space="0" w:color="000000"/>
-                <w:left w:val="none" w:sz="0" w:space="0" w:color="000000"/>
-                <w:right w:val="none" w:sz="0" w:space="0" w:color="000000"/>
-              </w:pBdr>
-              <w:spacing w:after="100" w:before="100" w:line="240"/>
-              <w:ind w:left="100" w:right="100" w:firstLine="0" w:firstLineChars="0"/>
-              <w:rPr>
-                <w:rFonts w:ascii="Arial" w:hAnsi="Arial" w:eastAsia="Arial" w:cs="Arial"/>
-                <w:i w:val="false"/>
-                <w:b w:val="false"/>
-                <w:u w:val="none"/>
-                <w:sz w:val="18"/>
-                <w:szCs w:val="18"/>
-                <w:color w:val="000000"/>
-              </w:rPr>
-            </w:pPr>
-            <w:r>
-              <w:rPr>
-                <w:rFonts w:ascii="Arial" w:hAnsi="Arial" w:eastAsia="Arial" w:cs="Arial"/>
-                <w:i w:val="false"/>
-                <w:b w:val="false"/>
-                <w:u w:val="none"/>
-                <w:sz w:val="18"/>
-                <w:szCs w:val="18"/>
-                <w:color w:val="000000"/>
-              </w:rPr>
-              <w:t xml:space="preserve">1.00 [0.00, 1.00]</w:t>
             </w:r>
           </w:p>
         </w:tc>
@@ -2724,6 +2724,59 @@
                 <w:szCs w:val="18"/>
                 <w:color w:val="000000"/>
               </w:rPr>
+              <w:t xml:space="preserve">0.00 [0.00, 1.00]</w:t>
+            </w:r>
+          </w:p>
+        </w:tc>
+        <w:tc>
+          <w:tcPr>
+            <w:tcBorders>
+              <w:bottom w:val="none" w:sz="0" w:space="0" w:color="000000"/>
+              <w:top w:val="none" w:sz="0" w:space="0" w:color="000000"/>
+              <w:left w:val="none" w:sz="0" w:space="0" w:color="000000"/>
+              <w:right w:val="none" w:sz="0" w:space="0" w:color="000000"/>
+            </w:tcBorders>
+            <w:shd w:val="clear" w:color="auto" w:fill="FFFFFF"/>
+            <w:tcMar>
+              <w:top w:w="0" w:type="dxa"/>
+              <w:bottom w:w="0" w:type="dxa"/>
+              <w:left w:w="0" w:type="dxa"/>
+              <w:right w:w="0" w:type="dxa"/>
+            </w:tcMar>
+            <w:vAlign w:val="center"/>
+          </w:tcPr>
+          <w:p>
+            <w:pPr>
+              <w:pStyle w:val="Normal"/>
+              <w:jc w:val="left"/>
+              <w:pBdr>
+                <w:bottom w:val="none" w:sz="0" w:space="0" w:color="000000"/>
+                <w:top w:val="none" w:sz="0" w:space="0" w:color="000000"/>
+                <w:left w:val="none" w:sz="0" w:space="0" w:color="000000"/>
+                <w:right w:val="none" w:sz="0" w:space="0" w:color="000000"/>
+              </w:pBdr>
+              <w:spacing w:after="100" w:before="100" w:line="240"/>
+              <w:ind w:left="100" w:right="100" w:firstLine="0" w:firstLineChars="0"/>
+              <w:rPr>
+                <w:rFonts w:ascii="Arial" w:hAnsi="Arial" w:eastAsia="Arial" w:cs="Arial"/>
+                <w:i w:val="false"/>
+                <w:b w:val="false"/>
+                <w:u w:val="none"/>
+                <w:sz w:val="18"/>
+                <w:szCs w:val="18"/>
+                <w:color w:val="000000"/>
+              </w:rPr>
+            </w:pPr>
+            <w:r>
+              <w:rPr>
+                <w:rFonts w:ascii="Arial" w:hAnsi="Arial" w:eastAsia="Arial" w:cs="Arial"/>
+                <w:i w:val="false"/>
+                <w:b w:val="false"/>
+                <w:u w:val="none"/>
+                <w:sz w:val="18"/>
+                <w:szCs w:val="18"/>
+                <w:color w:val="000000"/>
+              </w:rPr>
               <w:t xml:space="preserve">1.00 [0.00, 3.00]</w:t>
             </w:r>
           </w:p>
@@ -2778,59 +2831,6 @@
                 <w:color w:val="000000"/>
               </w:rPr>
               <w:t xml:space="preserve">3.00 [1.00, 6.00]</w:t>
-            </w:r>
-          </w:p>
-        </w:tc>
-        <w:tc>
-          <w:tcPr>
-            <w:tcBorders>
-              <w:bottom w:val="none" w:sz="0" w:space="0" w:color="000000"/>
-              <w:top w:val="none" w:sz="0" w:space="0" w:color="000000"/>
-              <w:left w:val="none" w:sz="0" w:space="0" w:color="000000"/>
-              <w:right w:val="none" w:sz="0" w:space="0" w:color="000000"/>
-            </w:tcBorders>
-            <w:shd w:val="clear" w:color="auto" w:fill="FFFFFF"/>
-            <w:tcMar>
-              <w:top w:w="0" w:type="dxa"/>
-              <w:bottom w:w="0" w:type="dxa"/>
-              <w:left w:w="0" w:type="dxa"/>
-              <w:right w:w="0" w:type="dxa"/>
-            </w:tcMar>
-            <w:vAlign w:val="center"/>
-          </w:tcPr>
-          <w:p>
-            <w:pPr>
-              <w:pStyle w:val="Normal"/>
-              <w:jc w:val="left"/>
-              <w:pBdr>
-                <w:bottom w:val="none" w:sz="0" w:space="0" w:color="000000"/>
-                <w:top w:val="none" w:sz="0" w:space="0" w:color="000000"/>
-                <w:left w:val="none" w:sz="0" w:space="0" w:color="000000"/>
-                <w:right w:val="none" w:sz="0" w:space="0" w:color="000000"/>
-              </w:pBdr>
-              <w:spacing w:after="100" w:before="100" w:line="240"/>
-              <w:ind w:left="100" w:right="100" w:firstLine="0" w:firstLineChars="0"/>
-              <w:rPr>
-                <w:rFonts w:ascii="Arial" w:hAnsi="Arial" w:eastAsia="Arial" w:cs="Arial"/>
-                <w:i w:val="false"/>
-                <w:b w:val="false"/>
-                <w:u w:val="none"/>
-                <w:sz w:val="18"/>
-                <w:szCs w:val="18"/>
-                <w:color w:val="000000"/>
-              </w:rPr>
-            </w:pPr>
-            <w:r>
-              <w:rPr>
-                <w:rFonts w:ascii="Arial" w:hAnsi="Arial" w:eastAsia="Arial" w:cs="Arial"/>
-                <w:i w:val="false"/>
-                <w:b w:val="false"/>
-                <w:u w:val="none"/>
-                <w:sz w:val="18"/>
-                <w:szCs w:val="18"/>
-                <w:color w:val="000000"/>
-              </w:rPr>
-              <w:t xml:space="preserve">0.00 [0.00, 1.00]</w:t>
             </w:r>
           </w:p>
         </w:tc>
@@ -3048,6 +3048,59 @@
                 <w:szCs w:val="18"/>
                 <w:color w:val="000000"/>
               </w:rPr>
+              <w:t xml:space="preserve">0.00 [0.00, 0.00]</w:t>
+            </w:r>
+          </w:p>
+        </w:tc>
+        <w:tc>
+          <w:tcPr>
+            <w:tcBorders>
+              <w:bottom w:val="single" w:sz="12" w:space="0" w:color="000000"/>
+              <w:top w:val="none" w:sz="0" w:space="0" w:color="000000"/>
+              <w:left w:val="none" w:sz="0" w:space="0" w:color="000000"/>
+              <w:right w:val="none" w:sz="0" w:space="0" w:color="000000"/>
+            </w:tcBorders>
+            <w:shd w:val="clear" w:color="auto" w:fill="FFFFFF"/>
+            <w:tcMar>
+              <w:top w:w="0" w:type="dxa"/>
+              <w:bottom w:w="0" w:type="dxa"/>
+              <w:left w:w="0" w:type="dxa"/>
+              <w:right w:w="0" w:type="dxa"/>
+            </w:tcMar>
+            <w:vAlign w:val="center"/>
+          </w:tcPr>
+          <w:p>
+            <w:pPr>
+              <w:pStyle w:val="Normal"/>
+              <w:jc w:val="left"/>
+              <w:pBdr>
+                <w:bottom w:val="none" w:sz="0" w:space="0" w:color="000000"/>
+                <w:top w:val="none" w:sz="0" w:space="0" w:color="000000"/>
+                <w:left w:val="none" w:sz="0" w:space="0" w:color="000000"/>
+                <w:right w:val="none" w:sz="0" w:space="0" w:color="000000"/>
+              </w:pBdr>
+              <w:spacing w:after="100" w:before="100" w:line="240"/>
+              <w:ind w:left="100" w:right="100" w:firstLine="0" w:firstLineChars="0"/>
+              <w:rPr>
+                <w:rFonts w:ascii="Arial" w:hAnsi="Arial" w:eastAsia="Arial" w:cs="Arial"/>
+                <w:i w:val="false"/>
+                <w:b w:val="false"/>
+                <w:u w:val="none"/>
+                <w:sz w:val="18"/>
+                <w:szCs w:val="18"/>
+                <w:color w:val="000000"/>
+              </w:rPr>
+            </w:pPr>
+            <w:r>
+              <w:rPr>
+                <w:rFonts w:ascii="Arial" w:hAnsi="Arial" w:eastAsia="Arial" w:cs="Arial"/>
+                <w:i w:val="false"/>
+                <w:b w:val="false"/>
+                <w:u w:val="none"/>
+                <w:sz w:val="18"/>
+                <w:szCs w:val="18"/>
+                <w:color w:val="000000"/>
+              </w:rPr>
               <w:t xml:space="preserve">1.00 [0.00, 3.00]</w:t>
             </w:r>
           </w:p>
@@ -3154,7 +3207,7 @@
                 <w:szCs w:val="18"/>
                 <w:color w:val="000000"/>
               </w:rPr>
-              <w:t xml:space="preserve">0.00 [0.00, 0.00]</w:t>
+              <w:t xml:space="preserve">&lt;0.001</w:t>
             </w:r>
           </w:p>
         </w:tc>
@@ -3207,60 +3260,7 @@
                 <w:szCs w:val="18"/>
                 <w:color w:val="000000"/>
               </w:rPr>
-              <w:t xml:space="preserve">&lt;0.001</w:t>
-            </w:r>
-          </w:p>
-        </w:tc>
-        <w:tc>
-          <w:tcPr>
-            <w:tcBorders>
-              <w:bottom w:val="single" w:sz="12" w:space="0" w:color="000000"/>
-              <w:top w:val="none" w:sz="0" w:space="0" w:color="000000"/>
-              <w:left w:val="none" w:sz="0" w:space="0" w:color="000000"/>
-              <w:right w:val="none" w:sz="0" w:space="0" w:color="000000"/>
-            </w:tcBorders>
-            <w:shd w:val="clear" w:color="auto" w:fill="FFFFFF"/>
-            <w:tcMar>
-              <w:top w:w="0" w:type="dxa"/>
-              <w:bottom w:w="0" w:type="dxa"/>
-              <w:left w:w="0" w:type="dxa"/>
-              <w:right w:w="0" w:type="dxa"/>
-            </w:tcMar>
-            <w:vAlign w:val="center"/>
-          </w:tcPr>
-          <w:p>
-            <w:pPr>
-              <w:pStyle w:val="Normal"/>
-              <w:jc w:val="left"/>
-              <w:pBdr>
-                <w:bottom w:val="none" w:sz="0" w:space="0" w:color="000000"/>
-                <w:top w:val="none" w:sz="0" w:space="0" w:color="000000"/>
-                <w:left w:val="none" w:sz="0" w:space="0" w:color="000000"/>
-                <w:right w:val="none" w:sz="0" w:space="0" w:color="000000"/>
-              </w:pBdr>
-              <w:spacing w:after="100" w:before="100" w:line="240"/>
-              <w:ind w:left="100" w:right="100" w:firstLine="0" w:firstLineChars="0"/>
-              <w:rPr>
-                <w:rFonts w:ascii="Arial" w:hAnsi="Arial" w:eastAsia="Arial" w:cs="Arial"/>
-                <w:i w:val="false"/>
-                <w:b w:val="false"/>
-                <w:u w:val="none"/>
-                <w:sz w:val="18"/>
-                <w:szCs w:val="18"/>
-                <w:color w:val="000000"/>
-              </w:rPr>
-            </w:pPr>
-            <w:r>
-              <w:rPr>
-                <w:rFonts w:ascii="Arial" w:hAnsi="Arial" w:eastAsia="Arial" w:cs="Arial"/>
-                <w:i w:val="false"/>
-                <w:b w:val="false"/>
-                <w:u w:val="none"/>
-                <w:sz w:val="18"/>
-                <w:szCs w:val="18"/>
-                <w:color w:val="000000"/>
-              </w:rPr>
-              <w:t xml:space="preserve">0.246</w:t>
+              <w:t xml:space="preserve">0.240</w:t>
             </w:r>
           </w:p>
         </w:tc>
